--- a/word_reports/LP_0267_위치_491_Paul Mauriat_20 Year Gold.docx
+++ b/word_reports/LP_0267_위치_491_Paul Mauriat_20 Year Gold.docx
@@ -4,7 +4,7 @@
   <w:body>
     <w:p>
       <w:pPr>
-        <w:spacing w:after="280"/>
+        <w:spacing w:after="80"/>
       </w:pPr>
       <w:r>
         <w:rPr w:rFonts="맑은 고딕">
@@ -13,94 +13,47 @@
           <w:color w:val="1E3A8A"/>
           <w:sz w:val="30"/>
         </w:rPr>
-        <w:t>[491] Paul Mauriat - 20 Year Golden Selection</w:t>
+        <w:t>Paul Mauriat (폴 모리아) - 20 Year Golden Selection</w:t>
       </w:r>
     </w:p>
     <w:p>
       <w:pPr>
-        <w:spacing w:after="320"/>
+        <w:spacing w:after="240"/>
       </w:pPr>
       <w:r>
         <w:rPr w:rFonts="맑은 고딕">
           <w:rFonts w:ascii="맑은 고딕" w:hAnsi="맑은 고딕" w:eastAsia="맑은 고딕"/>
           <w:b/>
-          <w:sz w:val="20"/>
+          <w:color w:val="4B5563"/>
+          <w:sz w:val="22"/>
         </w:rPr>
-        <w:t>■ 위치 : 491</w:t>
-        <w:br/>
-      </w:r>
-      <w:r>
-        <w:rPr w:rFonts="맑은 고딕">
-          <w:rFonts w:ascii="맑은 고딕" w:hAnsi="맑은 고딕" w:eastAsia="맑은 고딕"/>
-          <w:b/>
-          <w:sz w:val="20"/>
-        </w:rPr>
-        <w:t>■ 아티스트 : Paul Mauriat</w:t>
-        <w:br/>
-      </w:r>
-      <w:r>
-        <w:rPr w:rFonts="맑은 고딕">
-          <w:rFonts w:ascii="맑은 고딕" w:hAnsi="맑은 고딕" w:eastAsia="맑은 고딕"/>
-          <w:b/>
-          <w:sz w:val="20"/>
-        </w:rPr>
-        <w:t>■ 앨범명 : 20 Year Golden Selection</w:t>
-        <w:br/>
-      </w:r>
-      <w:r>
-        <w:rPr w:rFonts="맑은 고딕">
-          <w:rFonts w:ascii="맑은 고딕" w:hAnsi="맑은 고딕" w:eastAsia="맑은 고딕"/>
-          <w:b w:val="0"/>
-          <w:sz w:val="20"/>
-        </w:rPr>
-        <w:t>■ 음반 레이블 : Philips</w:t>
-        <w:br/>
-      </w:r>
-      <w:r>
-        <w:rPr w:rFonts="맑은 고딕">
-          <w:rFonts w:ascii="맑은 고딕" w:hAnsi="맑은 고딕" w:eastAsia="맑은 고딕"/>
-          <w:b w:val="0"/>
-          <w:sz w:val="20"/>
-        </w:rPr>
-        <w:t>■ 발매년도 : 1984</w:t>
-        <w:br/>
-      </w:r>
-      <w:r>
-        <w:rPr w:rFonts="맑은 고딕">
-          <w:rFonts w:ascii="맑은 고딕" w:hAnsi="맑은 고딕" w:eastAsia="맑은 고딕"/>
-          <w:b w:val="0"/>
-          <w:sz w:val="20"/>
-        </w:rPr>
-        <w:t>■ 장르 : 이지 리스닝 (Easy Listening), 프렌치 오케스트럴 팝 (French Orchestral Pop)</w:t>
-        <w:br/>
-      </w:r>
-      <w:r>
-        <w:rPr w:rFonts="맑은 고딕">
-          <w:rFonts w:ascii="맑은 고딕" w:hAnsi="맑은 고딕" w:eastAsia="맑은 고딕"/>
-          <w:b w:val="0"/>
-          <w:sz w:val="20"/>
-        </w:rPr>
-        <w:t>■ 주요 수록곡 : 1. Love Is Blue (L'amour est bleu)</w:t>
-        <w:br/>
+        <w:t>위치 :  491</w:t>
       </w:r>
     </w:p>
     <w:p>
       <w:pPr>
-        <w:spacing w:after="160"/>
+        <w:spacing w:line="324" w:lineRule="auto" w:before="80" w:after="160"/>
       </w:pPr>
       <w:r>
         <w:rPr w:rFonts="맑은 고딕">
           <w:rFonts w:ascii="맑은 고딕" w:hAnsi="맑은 고딕" w:eastAsia="맑은 고딕"/>
           <w:b/>
           <w:color w:val="1F2937"/>
-          <w:sz w:val="24"/>
+          <w:sz w:val="22"/>
         </w:rPr>
-        <w:t>■ 음반 해설 및 감상 가이드</w:t>
+        <w:t xml:space="preserve">[음반 소개] </w:t>
+      </w:r>
+      <w:r>
+        <w:rPr w:rFonts="맑은 고딕">
+          <w:rFonts w:ascii="맑은 고딕" w:hAnsi="맑은 고딕" w:eastAsia="맑은 고딕"/>
+          <w:b w:val="0"/>
+          <w:sz w:val="21"/>
+        </w:rPr>
       </w:r>
     </w:p>
     <w:p>
       <w:pPr>
-        <w:spacing w:line="312" w:lineRule="auto" w:after="120"/>
+        <w:spacing w:line="324" w:lineRule="auto" w:after="120"/>
       </w:pPr>
       <w:r>
         <w:rPr w:rFonts="맑은 고딕">
@@ -108,51 +61,516 @@
           <w:b w:val="0"/>
           <w:sz w:val="21"/>
         </w:rPr>
-        <w:t>폴 모리아(Paul Mauriat)는 20세기 후반 프렌치 이지 리스닝과 이지 팝 오케스트라의 거장으로서, 전 세계 음악 팬들에게 아름답고 풍성한 멜로디의 세계를 선사한 거장입니다. 본 음반 《20 Year Golden Selection》은 1960년대 중반 폴 모리아 그랜드 오케스트라를 결성한 이래 20년 동안 쌓아 올린 그의 찬란한 음악적 업적을 기념하고 정수만을 엄선하여 수록한 명품 베스트 컬렉션입니다.</w:t>
+        <w:t>지중해의 푸른 물결과 파리의 세련된 낭만을 유려한 오케스트레이션으로 벼려낸 마에스트로, 폴 모리아의 눈부신 20년 음악 여정이 집약된 불멸의 명반입니다. 전 세계 애호가들의 심금을 울린 대표 레퍼토리만을 엄선하여, 경음악을 하나의 독보적인 예술적 경지로 승화시킨 그의 천재적인 편곡 미학을 오롯이 증명합니다. 풍성하게 일렁이는 현악의 선율과 세련된 현대적 리듬 섹션의 조화는 시대를 뛰어넘어 아련한 노스탤지어와 깊은 정서적 파동을 일으킵니다. 턴테이블의 바늘 끝을 통해 전해지는 이 우아한 하모니는 메마른 일상에 격조 높은 서정의 빛을 드리우며 프렌치 팝스의 영원한 고전을 선사합니다.</w:t>
       </w:r>
     </w:p>
     <w:p>
       <w:pPr>
-        <w:spacing w:line="312" w:lineRule="auto" w:after="120"/>
+        <w:spacing w:line="324" w:lineRule="auto" w:before="200" w:after="80"/>
       </w:pPr>
+      <w:r>
+        <w:rPr w:rFonts="맑은 고딕">
+          <w:rFonts w:ascii="맑은 고딕" w:hAnsi="맑은 고딕" w:eastAsia="맑은 고딕"/>
+          <w:b/>
+          <w:color w:val="1E3A8A"/>
+          <w:sz w:val="24"/>
+        </w:rPr>
+        <w:t>1. 음반 데이터</w:t>
+      </w:r>
+    </w:p>
+    <w:p>
+      <w:pPr>
+        <w:spacing w:line="324" w:lineRule="auto" w:after="80"/>
+      </w:pPr>
+      <w:r>
+        <w:rPr w:rFonts="맑은 고딕">
+          <w:rFonts w:ascii="맑은 고딕" w:hAnsi="맑은 고딕" w:eastAsia="맑은 고딕"/>
+          <w:b w:val="0"/>
+          <w:color w:val="6B7280"/>
+          <w:sz w:val="21"/>
+        </w:rPr>
+        <w:t xml:space="preserve">· </w:t>
+      </w:r>
+      <w:r>
+        <w:rPr w:rFonts="맑은 고딕">
+          <w:rFonts w:ascii="맑은 고딕" w:hAnsi="맑은 고딕" w:eastAsia="맑은 고딕"/>
+          <w:b/>
+          <w:color w:val="1F2937"/>
+          <w:sz w:val="21"/>
+        </w:rPr>
+        <w:t xml:space="preserve">앨범명: </w:t>
+      </w:r>
       <w:r>
         <w:rPr w:rFonts="맑은 고딕">
           <w:rFonts w:ascii="맑은 고딕" w:hAnsi="맑은 고딕" w:eastAsia="맑은 고딕"/>
           <w:b w:val="0"/>
           <w:sz w:val="21"/>
         </w:rPr>
-        <w:t>폴 모리아 음악의 가장 큰 매력은 클래식의 고전적인 품격과 팝 음악의 감각적인 친근함을 미학적으로 조화시킨 독창적인 편곡에 있습니다. 화려하면서도 결이 고운 현악 세션의 유려한 흐름, 그의 시그니처 사운드라 할 수 있는 맑고 경쾌한 쳄발로(하프시코드) 음색, 그리고 감성적인 목관 악기들의 조화는 듣는 이의 마음을 세련된 낭만으로 채워줍니다. 이 음반은 폴 모리아 특유의 투명하고 입체적인 오케스트레이션이 완숙기에 도달했음을 여실히 보여줍니다.</w:t>
+        <w:t>20 Year Golden Selection</w:t>
       </w:r>
     </w:p>
     <w:p>
       <w:pPr>
-        <w:spacing w:line="312" w:lineRule="auto" w:after="120"/>
+        <w:spacing w:line="324" w:lineRule="auto" w:after="80"/>
       </w:pPr>
+      <w:r>
+        <w:rPr w:rFonts="맑은 고딕">
+          <w:rFonts w:ascii="맑은 고딕" w:hAnsi="맑은 고딕" w:eastAsia="맑은 고딕"/>
+          <w:b w:val="0"/>
+          <w:color w:val="6B7280"/>
+          <w:sz w:val="21"/>
+        </w:rPr>
+        <w:t xml:space="preserve">· </w:t>
+      </w:r>
+      <w:r>
+        <w:rPr w:rFonts="맑은 고딕">
+          <w:rFonts w:ascii="맑은 고딕" w:hAnsi="맑은 고딕" w:eastAsia="맑은 고딕"/>
+          <w:b/>
+          <w:color w:val="1F2937"/>
+          <w:sz w:val="21"/>
+        </w:rPr>
+        <w:t xml:space="preserve">아티스트: </w:t>
+      </w:r>
       <w:r>
         <w:rPr w:rFonts="맑은 고딕">
           <w:rFonts w:ascii="맑은 고딕" w:hAnsi="맑은 고딕" w:eastAsia="맑은 고딕"/>
           <w:b w:val="0"/>
           <w:sz w:val="21"/>
         </w:rPr>
-        <w:t>수록곡 하나하나가 이지 리스닝 역사에 남아있는 불후의 명곡들로 채워져 있습니다. 빌보드 차트 5주 연속 1위를 기록하며 그를 세계적인 스타덤에 올린 &lt;Love Is Blue&gt;의 신비롭고 아련한 멜로디를 시작으로, 흥겨운 라틴 리듬과 섬세한 악기 배치가 돋보이는 &lt;El Bimbo&gt;, 바흐의 명곡을 현대적이고 감각적인 오케스트라 사운드로 재해석한 &lt;Toccata&gt; 등이 귀를 사로잡습니다. 또한 &lt;Penelope&gt;나 &lt;Nocturne&gt; 같은 곡에서는 프랑스 특유의 짙은 애수와 우아함이 깊은 여운을 남깁니다.</w:t>
+        <w:t>Paul Mauriat (폴 모리아)</w:t>
       </w:r>
     </w:p>
     <w:p>
       <w:pPr>
-        <w:spacing w:line="312" w:lineRule="auto" w:after="120"/>
+        <w:spacing w:line="324" w:lineRule="auto" w:after="80"/>
       </w:pPr>
+      <w:r>
+        <w:rPr w:rFonts="맑은 고딕">
+          <w:rFonts w:ascii="맑은 고딕" w:hAnsi="맑은 고딕" w:eastAsia="맑은 고딕"/>
+          <w:b w:val="0"/>
+          <w:color w:val="6B7280"/>
+          <w:sz w:val="21"/>
+        </w:rPr>
+        <w:t xml:space="preserve">· </w:t>
+      </w:r>
+      <w:r>
+        <w:rPr w:rFonts="맑은 고딕">
+          <w:rFonts w:ascii="맑은 고딕" w:hAnsi="맑은 고딕" w:eastAsia="맑은 고딕"/>
+          <w:b/>
+          <w:color w:val="1F2937"/>
+          <w:sz w:val="21"/>
+        </w:rPr>
+        <w:t xml:space="preserve">발매 정보: </w:t>
+      </w:r>
       <w:r>
         <w:rPr w:rFonts="맑은 고딕">
           <w:rFonts w:ascii="맑은 고딕" w:hAnsi="맑은 고딕" w:eastAsia="맑은 고딕"/>
           <w:b w:val="0"/>
           <w:sz w:val="21"/>
         </w:rPr>
-        <w:t>이 음반은 단순한 모음집을 넘어 한 시대를 풍미했던 '프렌치 팝 오케스트라'의 낭만적인 궤적을 LP 특유의 따뜻하고 풍성한 질감으로 감상할 수 있다는 점에서 대단히 높은 소장 가치를 지닙니다. 정교하게 정돈된 오디오파일 급의 사운드 스케일 속에서 일상의 피로를 씻어내고, 아날로그 음반이 선사할 수 있는 최고 수준의 휴식과 미학적 즐거움을 경험해 보시기를 권합니다.</w:t>
+        <w:t>폴 모리아가 자신의 그랜드 오케스트라를 결성하여 세계적인 명성을 구축해 온 찬란한 20주년을 기념하여 기획된 헌정적 성격의 컬렉션으로, 1980년대 중반 명문 필립스(Philips) 레이블을 통해 엄격한 오디오파일 감수를 거쳐 발매되었습니다.</w:t>
+      </w:r>
+    </w:p>
+    <w:p>
+      <w:pPr>
+        <w:spacing w:line="324" w:lineRule="auto" w:after="80"/>
+      </w:pPr>
+      <w:r>
+        <w:rPr w:rFonts="맑은 고딕">
+          <w:rFonts w:ascii="맑은 고딕" w:hAnsi="맑은 고딕" w:eastAsia="맑은 고딕"/>
+          <w:b w:val="0"/>
+          <w:color w:val="6B7280"/>
+          <w:sz w:val="21"/>
+        </w:rPr>
+        <w:t xml:space="preserve">· </w:t>
+      </w:r>
+      <w:r>
+        <w:rPr w:rFonts="맑은 고딕">
+          <w:rFonts w:ascii="맑은 고딕" w:hAnsi="맑은 고딕" w:eastAsia="맑은 고딕"/>
+          <w:b/>
+          <w:color w:val="1F2937"/>
+          <w:sz w:val="21"/>
+        </w:rPr>
+        <w:t xml:space="preserve">LP 인기도(판매량): </w:t>
+      </w:r>
+      <w:r>
+        <w:rPr w:rFonts="맑은 고딕">
+          <w:rFonts w:ascii="맑은 고딕" w:hAnsi="맑은 고딕" w:eastAsia="맑은 고딕"/>
+          <w:b w:val="0"/>
+          <w:sz w:val="21"/>
+        </w:rPr>
+        <w:t>발매와 동시에 팝 인스트루멘털 부문 정상을 차지하며 아시아와 유럽 전역에서 경이로운 스테디셀러를 기록하였고, 라디오 시그널과 방송 배경음악을 지배하며 대중적으로 천문학적인 사랑을 받았습니다.</w:t>
+      </w:r>
+    </w:p>
+    <w:p>
+      <w:pPr>
+        <w:spacing w:line="324" w:lineRule="auto" w:after="80"/>
+      </w:pPr>
+      <w:r>
+        <w:rPr w:rFonts="맑은 고딕">
+          <w:rFonts w:ascii="맑은 고딕" w:hAnsi="맑은 고딕" w:eastAsia="맑은 고딕"/>
+          <w:b w:val="0"/>
+          <w:color w:val="6B7280"/>
+          <w:sz w:val="21"/>
+        </w:rPr>
+        <w:t xml:space="preserve">· </w:t>
+      </w:r>
+      <w:r>
+        <w:rPr w:rFonts="맑은 고딕">
+          <w:rFonts w:ascii="맑은 고딕" w:hAnsi="맑은 고딕" w:eastAsia="맑은 고딕"/>
+          <w:b/>
+          <w:color w:val="1F2937"/>
+          <w:sz w:val="21"/>
+        </w:rPr>
+        <w:t xml:space="preserve">각종 수상경력: </w:t>
+      </w:r>
+      <w:r>
+        <w:rPr w:rFonts="맑은 고딕">
+          <w:rFonts w:ascii="맑은 고딕" w:hAnsi="맑은 고딕" w:eastAsia="맑은 고딕"/>
+          <w:b w:val="0"/>
+          <w:sz w:val="21"/>
+        </w:rPr>
+        <w:t>프랑스 음반 아카데미 대상(Grand Prix du Disque) 수상 및 수많은 골드·플래티넘 디스크 기록을 보유한 거장의 위상이 집약되어 있으며, 빌보드 싱글 차트 정상을 정복했던 프랑스 최초의 아티스트라는 음악사적 권위가 빛나는 앨범입니다.</w:t>
+      </w:r>
+    </w:p>
+    <w:p>
+      <w:pPr>
+        <w:spacing w:line="324" w:lineRule="auto" w:before="200" w:after="80"/>
+      </w:pPr>
+      <w:r>
+        <w:rPr w:rFonts="맑은 고딕">
+          <w:rFonts w:ascii="맑은 고딕" w:hAnsi="맑은 고딕" w:eastAsia="맑은 고딕"/>
+          <w:b/>
+          <w:color w:val="1E3A8A"/>
+          <w:sz w:val="24"/>
+        </w:rPr>
+        <w:t>2. 아티스트 정보</w:t>
+      </w:r>
+    </w:p>
+    <w:p>
+      <w:pPr>
+        <w:spacing w:line="324" w:lineRule="auto" w:after="80"/>
+      </w:pPr>
+      <w:r>
+        <w:rPr w:rFonts="맑은 고딕">
+          <w:rFonts w:ascii="맑은 고딕" w:hAnsi="맑은 고딕" w:eastAsia="맑은 고딕"/>
+          <w:b w:val="0"/>
+          <w:color w:val="6B7280"/>
+          <w:sz w:val="21"/>
+        </w:rPr>
+        <w:t xml:space="preserve">· </w:t>
+      </w:r>
+      <w:r>
+        <w:rPr w:rFonts="맑은 고딕">
+          <w:rFonts w:ascii="맑은 고딕" w:hAnsi="맑은 고딕" w:eastAsia="맑은 고딕"/>
+          <w:b/>
+          <w:color w:val="1F2937"/>
+          <w:sz w:val="21"/>
+        </w:rPr>
+        <w:t xml:space="preserve">국적: </w:t>
+      </w:r>
+      <w:r>
+        <w:rPr w:rFonts="맑은 고딕">
+          <w:rFonts w:ascii="맑은 고딕" w:hAnsi="맑은 고딕" w:eastAsia="맑은 고딕"/>
+          <w:b w:val="0"/>
+          <w:sz w:val="21"/>
+        </w:rPr>
+        <w:t>프랑스</w:t>
+      </w:r>
+    </w:p>
+    <w:p>
+      <w:pPr>
+        <w:spacing w:line="324" w:lineRule="auto" w:after="80"/>
+      </w:pPr>
+      <w:r>
+        <w:rPr w:rFonts="맑은 고딕">
+          <w:rFonts w:ascii="맑은 고딕" w:hAnsi="맑은 고딕" w:eastAsia="맑은 고딕"/>
+          <w:b w:val="0"/>
+          <w:color w:val="6B7280"/>
+          <w:sz w:val="21"/>
+        </w:rPr>
+        <w:t xml:space="preserve">· </w:t>
+      </w:r>
+      <w:r>
+        <w:rPr w:rFonts="맑은 고딕">
+          <w:rFonts w:ascii="맑은 고딕" w:hAnsi="맑은 고딕" w:eastAsia="맑은 고딕"/>
+          <w:b/>
+          <w:color w:val="1F2937"/>
+          <w:sz w:val="21"/>
+        </w:rPr>
+        <w:t xml:space="preserve">생몰년도: </w:t>
+      </w:r>
+      <w:r>
+        <w:rPr w:rFonts="맑은 고딕">
+          <w:rFonts w:ascii="맑은 고딕" w:hAnsi="맑은 고딕" w:eastAsia="맑은 고딕"/>
+          <w:b w:val="0"/>
+          <w:sz w:val="21"/>
+        </w:rPr>
+        <w:t>1925년 ~ 2006년</w:t>
+      </w:r>
+    </w:p>
+    <w:p>
+      <w:pPr>
+        <w:spacing w:line="324" w:lineRule="auto" w:after="80"/>
+      </w:pPr>
+      <w:r>
+        <w:rPr w:rFonts="맑은 고딕">
+          <w:rFonts w:ascii="맑은 고딕" w:hAnsi="맑은 고딕" w:eastAsia="맑은 고딕"/>
+          <w:b w:val="0"/>
+          <w:color w:val="6B7280"/>
+          <w:sz w:val="21"/>
+        </w:rPr>
+        <w:t xml:space="preserve">· </w:t>
+      </w:r>
+      <w:r>
+        <w:rPr w:rFonts="맑은 고딕">
+          <w:rFonts w:ascii="맑은 고딕" w:hAnsi="맑은 고딕" w:eastAsia="맑은 고딕"/>
+          <w:b/>
+          <w:color w:val="1F2937"/>
+          <w:sz w:val="21"/>
+        </w:rPr>
+        <w:t xml:space="preserve">그룹 소속: </w:t>
+      </w:r>
+      <w:r>
+        <w:rPr w:rFonts="맑은 고딕">
+          <w:rFonts w:ascii="맑은 고딕" w:hAnsi="맑은 고딕" w:eastAsia="맑은 고딕"/>
+          <w:b w:val="0"/>
+          <w:sz w:val="21"/>
+        </w:rPr>
+        <w:t>폴 모리아 그랜드 오케스트라 (Paul Mauriat and His Orchestra / 지휘자, 작곡가, 편곡자)</w:t>
+      </w:r>
+    </w:p>
+    <w:p>
+      <w:pPr>
+        <w:spacing w:line="324" w:lineRule="auto" w:after="80"/>
+      </w:pPr>
+      <w:r>
+        <w:rPr w:rFonts="맑은 고딕">
+          <w:rFonts w:ascii="맑은 고딕" w:hAnsi="맑은 고딕" w:eastAsia="맑은 고딕"/>
+          <w:b w:val="0"/>
+          <w:color w:val="6B7280"/>
+          <w:sz w:val="21"/>
+        </w:rPr>
+        <w:t xml:space="preserve">· </w:t>
+      </w:r>
+      <w:r>
+        <w:rPr w:rFonts="맑은 고딕">
+          <w:rFonts w:ascii="맑은 고딕" w:hAnsi="맑은 고딕" w:eastAsia="맑은 고딕"/>
+          <w:b/>
+          <w:color w:val="1F2937"/>
+          <w:sz w:val="21"/>
+        </w:rPr>
+        <w:t xml:space="preserve">아티스트 소개: </w:t>
+      </w:r>
+      <w:r>
+        <w:rPr w:rFonts="맑은 고딕">
+          <w:rFonts w:ascii="맑은 고딕" w:hAnsi="맑은 고딕" w:eastAsia="맑은 고딕"/>
+          <w:b w:val="0"/>
+          <w:sz w:val="21"/>
+        </w:rPr>
+        <w:t>클래식 음악의 엄격한 구조미와 대중음악의 유려한 대중성을 절묘하게 융합하여 20세기 '이지 리스닝(Easy Listening)'의 황금기를 개척한 위대한 마에스트로입니다. 특유의 투명하고 화려한 현악 편곡과 경쾌한 타악 비트를 결합하여 전 세계 청중에게 클래식의 품격과 팝의 친숙함을 동시에 선사했습니다.</w:t>
+      </w:r>
+    </w:p>
+    <w:p>
+      <w:pPr>
+        <w:spacing w:line="324" w:lineRule="auto" w:before="200" w:after="80"/>
+      </w:pPr>
+      <w:r>
+        <w:rPr w:rFonts="맑은 고딕">
+          <w:rFonts w:ascii="맑은 고딕" w:hAnsi="맑은 고딕" w:eastAsia="맑은 고딕"/>
+          <w:b/>
+          <w:color w:val="1E3A8A"/>
+          <w:sz w:val="24"/>
+        </w:rPr>
+        <w:t>3. 음반 상세 분석</w:t>
+      </w:r>
+    </w:p>
+    <w:p>
+      <w:pPr>
+        <w:spacing w:line="324" w:lineRule="auto" w:after="80"/>
+      </w:pPr>
+      <w:r>
+        <w:rPr w:rFonts="맑은 고딕">
+          <w:rFonts w:ascii="맑은 고딕" w:hAnsi="맑은 고딕" w:eastAsia="맑은 고딕"/>
+          <w:b w:val="0"/>
+          <w:color w:val="6B7280"/>
+          <w:sz w:val="21"/>
+        </w:rPr>
+        <w:t xml:space="preserve">· </w:t>
+      </w:r>
+      <w:r>
+        <w:rPr w:rFonts="맑은 고딕">
+          <w:rFonts w:ascii="맑은 고딕" w:hAnsi="맑은 고딕" w:eastAsia="맑은 고딕"/>
+          <w:b/>
+          <w:color w:val="1F2937"/>
+          <w:sz w:val="21"/>
+        </w:rPr>
+        <w:t xml:space="preserve">역사적 위치: </w:t>
+      </w:r>
+      <w:r>
+        <w:rPr w:rFonts="맑은 고딕">
+          <w:rFonts w:ascii="맑은 고딕" w:hAnsi="맑은 고딕" w:eastAsia="맑은 고딕"/>
+          <w:b w:val="0"/>
+          <w:sz w:val="21"/>
+        </w:rPr>
+        <w:t>팝 오케스트레이션의 교과서이자 대중 관현악의 미학적 정점을 보여주는 기념비적 음반입니다. 원곡의 정수를 훼손하지 않으면서도 대규모 오케스트라의 웅장함과 입체감을 불어넣은 폴 모리아 사운드의 총체로서, 경음악이 감상의 독립적 예술 영역으로 확고히 자리 잡는 데 결정적인 역할을 수행했습니다.</w:t>
+      </w:r>
+    </w:p>
+    <w:p>
+      <w:pPr>
+        <w:spacing w:line="324" w:lineRule="auto" w:after="80"/>
+      </w:pPr>
+      <w:r>
+        <w:rPr w:rFonts="맑은 고딕">
+          <w:rFonts w:ascii="맑은 고딕" w:hAnsi="맑은 고딕" w:eastAsia="맑은 고딕"/>
+          <w:b w:val="0"/>
+          <w:color w:val="6B7280"/>
+          <w:sz w:val="21"/>
+        </w:rPr>
+        <w:t xml:space="preserve">· </w:t>
+      </w:r>
+      <w:r>
+        <w:rPr w:rFonts="맑은 고딕">
+          <w:rFonts w:ascii="맑은 고딕" w:hAnsi="맑은 고딕" w:eastAsia="맑은 고딕"/>
+          <w:b/>
+          <w:color w:val="1F2937"/>
+          <w:sz w:val="21"/>
+        </w:rPr>
+        <w:t xml:space="preserve">시대의 흔적(스토리텔링): </w:t>
+      </w:r>
+      <w:r>
+        <w:rPr w:rFonts="맑은 고딕">
+          <w:rFonts w:ascii="맑은 고딕" w:hAnsi="맑은 고딕" w:eastAsia="맑은 고딕"/>
+          <w:b w:val="0"/>
+          <w:sz w:val="21"/>
+        </w:rPr>
+        <w:t>1970~80년대 음악다방의 스피커와 심야 라디오 주파수를 은은하게 적시던 당대 청춘들의 낭만과 온기가 고스란히 각인되어 있습니다. 산업화의 격변 속에서 마음의 안식처를 갈망하던 세대에게 폴 모리아의 유려한 선율은 가장 품격 높은 위로이자 세련된 문화적 향유였습니다.</w:t>
+      </w:r>
+    </w:p>
+    <w:p>
+      <w:pPr>
+        <w:spacing w:line="324" w:lineRule="auto" w:before="200" w:after="80"/>
+      </w:pPr>
+      <w:r>
+        <w:rPr w:rFonts="맑은 고딕">
+          <w:rFonts w:ascii="맑은 고딕" w:hAnsi="맑은 고딕" w:eastAsia="맑은 고딕"/>
+          <w:b/>
+          <w:color w:val="1E3A8A"/>
+          <w:sz w:val="24"/>
+        </w:rPr>
+        <w:t>4. 주요 수록곡 및 감상 제언</w:t>
+      </w:r>
+    </w:p>
+    <w:p>
+      <w:pPr>
+        <w:spacing w:line="324" w:lineRule="auto" w:after="80"/>
+      </w:pPr>
+      <w:r>
+        <w:rPr w:rFonts="맑은 고딕">
+          <w:rFonts w:ascii="맑은 고딕" w:hAnsi="맑은 고딕" w:eastAsia="맑은 고딕"/>
+          <w:b w:val="0"/>
+          <w:color w:val="6B7280"/>
+          <w:sz w:val="21"/>
+        </w:rPr>
+        <w:t xml:space="preserve">· </w:t>
+      </w:r>
+      <w:r>
+        <w:rPr w:rFonts="맑은 고딕">
+          <w:rFonts w:ascii="맑은 고딕" w:hAnsi="맑은 고딕" w:eastAsia="맑은 고딕"/>
+          <w:b/>
+          <w:color w:val="1F2937"/>
+          <w:sz w:val="21"/>
+        </w:rPr>
+        <w:t xml:space="preserve">주요 수록곡 특징: </w:t>
+      </w:r>
+      <w:r>
+        <w:rPr w:rFonts="맑은 고딕">
+          <w:rFonts w:ascii="맑은 고딕" w:hAnsi="맑은 고딕" w:eastAsia="맑은 고딕"/>
+          <w:b w:val="0"/>
+          <w:sz w:val="21"/>
+        </w:rPr>
+        <w:t>전 세계적인 신드롬을 일으키며 빌보드 1위를 차지했던 대표곡 'Love Is Blue(우울한 사랑)', 하프시코드의 비장미 넘치는 선율이 압도적인 'Toccata(눈물의 토카타)', 화려한 브라스와 리듬이 춤추듯 넘실대는 'El Bimbo(올리브의 목걸이)', 그리고 애수 어린 지중해의 서정을 그린 'Penelope(에게해의 진주)' 등 영원한 킬러 트랙들이 완벽한 기승전결로 수록되어 있습니다.</w:t>
+      </w:r>
+    </w:p>
+    <w:p>
+      <w:pPr>
+        <w:spacing w:line="324" w:lineRule="auto" w:after="80"/>
+      </w:pPr>
+      <w:r>
+        <w:rPr w:rFonts="맑은 고딕">
+          <w:rFonts w:ascii="맑은 고딕" w:hAnsi="맑은 고딕" w:eastAsia="맑은 고딕"/>
+          <w:b w:val="0"/>
+          <w:color w:val="6B7280"/>
+          <w:sz w:val="21"/>
+        </w:rPr>
+        <w:t xml:space="preserve">· </w:t>
+      </w:r>
+      <w:r>
+        <w:rPr w:rFonts="맑은 고딕">
+          <w:rFonts w:ascii="맑은 고딕" w:hAnsi="맑은 고딕" w:eastAsia="맑은 고딕"/>
+          <w:b/>
+          <w:color w:val="1F2937"/>
+          <w:sz w:val="21"/>
+        </w:rPr>
+        <w:t xml:space="preserve">빈티지 감상 제언: </w:t>
+      </w:r>
+      <w:r>
+        <w:rPr w:rFonts="맑은 고딕">
+          <w:rFonts w:ascii="맑은 고딕" w:hAnsi="맑은 고딕" w:eastAsia="맑은 고딕"/>
+          <w:b w:val="0"/>
+          <w:sz w:val="21"/>
+        </w:rPr>
+        <w:t>찰랑거리는 쳄발로의 투명한 타건과 비단결처럼 부드러운 스트링의 질감은 아날로그 턴테이블 시스템에서 비로소 본연의 생명력을 얻습니다. 진공관 앰프를 통해 전해지는 현악기의 풍성한 잔향과 탄력적인 콘트라베이스의 울림은 디지털 음원이 결코 도달할 수 없는 깊고 따뜻한 음장감을 구현합니다.</w:t>
+      </w:r>
+    </w:p>
+    <w:p>
+      <w:pPr>
+        <w:spacing w:line="324" w:lineRule="auto" w:after="80"/>
+      </w:pPr>
+      <w:r>
+        <w:rPr w:rFonts="맑은 고딕">
+          <w:rFonts w:ascii="맑은 고딕" w:hAnsi="맑은 고딕" w:eastAsia="맑은 고딕"/>
+          <w:b w:val="0"/>
+          <w:color w:val="6B7280"/>
+          <w:sz w:val="21"/>
+        </w:rPr>
+        <w:t xml:space="preserve">· </w:t>
+      </w:r>
+      <w:r>
+        <w:rPr w:rFonts="맑은 고딕">
+          <w:rFonts w:ascii="맑은 고딕" w:hAnsi="맑은 고딕" w:eastAsia="맑은 고딕"/>
+          <w:b/>
+          <w:color w:val="1F2937"/>
+          <w:sz w:val="21"/>
+        </w:rPr>
+        <w:t xml:space="preserve">소장 가치: </w:t>
+      </w:r>
+      <w:r>
+        <w:rPr w:rFonts="맑은 고딕">
+          <w:rFonts w:ascii="맑은 고딕" w:hAnsi="맑은 고딕" w:eastAsia="맑은 고딕"/>
+          <w:b w:val="0"/>
+          <w:sz w:val="21"/>
+        </w:rPr>
+        <w:t>폴 모리아 오케스트라의 20년 황금기를 단 한 장의 바이닐로 오롯이 소유할 수 있는 컬렉터스 아이템입니다. 아날로그 황금기 특유의 정교한 밸런스와 마스터링의 묘미가 살아 숨 쉬어, LP 애호가라면 서가에 필히 갖추어야 할 불후의 명반입니다.</w:t>
+      </w:r>
+    </w:p>
+    <w:p>
+      <w:pPr>
+        <w:spacing w:line="324" w:lineRule="auto" w:after="120" w:before="160"/>
+      </w:pPr>
+      <w:r>
+        <w:rPr w:rFonts="맑은 고딕">
+          <w:rFonts w:ascii="맑은 고딕" w:hAnsi="맑은 고딕" w:eastAsia="맑은 고딕"/>
+          <w:b/>
+          <w:color w:val="4338CA"/>
+          <w:sz w:val="21"/>
+        </w:rPr>
+        <w:t>이 음반을 통해 아날로그 바늘 끝에서 피어나는 프렌치 팝 오케스트라의 찬란한 낭만이 전해주는 감동을 다시 한번 경험해 보시는 것은 어떨까요?</w:t>
       </w:r>
     </w:p>
     <w:sectPr>
       <w:pgSz w:w="12240" w:h="15840"/>
-      <w:pgMar w:top="1440" w:right="1440" w:bottom="1440" w:left="1440" w:header="720" w:footer="720" w:gutter="0"/>
+      <w:pgMar w:top="1152" w:right="1296" w:bottom="1152" w:left="1296" w:header="720" w:footer="720" w:gutter="0"/>
       <w:cols w:space="720"/>
       <w:docGrid w:linePitch="360"/>
     </w:sectPr>

--- a/word_reports/LP_0267_위치_491_Paul Mauriat_20 Year Gold.docx
+++ b/word_reports/LP_0267_위치_491_Paul Mauriat_20 Year Gold.docx
@@ -32,7 +32,7 @@
     </w:p>
     <w:p>
       <w:pPr>
-        <w:spacing w:line="324" w:lineRule="auto" w:before="80" w:after="160"/>
+        <w:spacing w:line="324" w:lineRule="auto" w:before="80" w:after="120"/>
       </w:pPr>
       <w:r>
         <w:rPr w:rFonts="맑은 고딕">
@@ -42,13 +42,6 @@
           <w:sz w:val="22"/>
         </w:rPr>
         <w:t xml:space="preserve">[음반 소개] </w:t>
-      </w:r>
-      <w:r>
-        <w:rPr w:rFonts="맑은 고딕">
-          <w:rFonts w:ascii="맑은 고딕" w:hAnsi="맑은 고딕" w:eastAsia="맑은 고딕"/>
-          <w:b w:val="0"/>
-          <w:sz w:val="21"/>
-        </w:rPr>
       </w:r>
     </w:p>
     <w:p>
@@ -61,7 +54,46 @@
           <w:b w:val="0"/>
           <w:sz w:val="21"/>
         </w:rPr>
-        <w:t>지중해의 푸른 물결과 파리의 세련된 낭만을 유려한 오케스트레이션으로 벼려낸 마에스트로, 폴 모리아의 눈부신 20년 음악 여정이 집약된 불멸의 명반입니다. 전 세계 애호가들의 심금을 울린 대표 레퍼토리만을 엄선하여, 경음악을 하나의 독보적인 예술적 경지로 승화시킨 그의 천재적인 편곡 미학을 오롯이 증명합니다. 풍성하게 일렁이는 현악의 선율과 세련된 현대적 리듬 섹션의 조화는 시대를 뛰어넘어 아련한 노스탤지어와 깊은 정서적 파동을 일으킵니다. 턴테이블의 바늘 끝을 통해 전해지는 이 우아한 하모니는 메마른 일상에 격조 높은 서정의 빛을 드리우며 프렌치 팝스의 영원한 고전을 선사합니다.</w:t>
+        <w:t>현대 팝 음악사에서 폴 모리아(Paul Mauriat)라는 이름은 단순한 팝 오케스트라의 지휘자를 넘어, 20세기 후반 대중의 일상과 서정을 가장 우아한 프랑스풍의 미학으로 채색한 ‘음의 연금술사’로 기억됩니다. 마르세유 국립음악원에서 클래식의 정통 화성학을 수학한 그는 클래식이 지닌 장엄한 울림과 프랑스 샹송 특유의 센티멘털리즘, 그리고 역동적인 팝 리듬을 단아한 감각으로 융합해 냈습니다. 본 앨범 [20 Year Golden Selection]은 그가 이끌었던 ‘폴 모리아 그랜드 오케스트라’가 걸어온 찬연한 20년의 음악적 여정 중 가장 영롱하게 빛나는 순간들을 엄선하여 집대성한 기념비적 걸작입니다.</w:t>
+      </w:r>
+    </w:p>
+    <w:p>
+      <w:pPr>
+        <w:spacing w:line="324" w:lineRule="auto" w:after="120"/>
+      </w:pPr>
+      <w:r>
+        <w:rPr w:rFonts="맑은 고딕">
+          <w:rFonts w:ascii="맑은 고딕" w:hAnsi="맑은 고딕" w:eastAsia="맑은 고딕"/>
+          <w:b w:val="0"/>
+          <w:sz w:val="21"/>
+        </w:rPr>
+        <w:t>이 음반은 거창한 전위성 대신 듣는 이의 마음을 무장해제시키는 선율의 순수성에 헌정된 기록입니다. 1960년대 중반부터 1980년대에 이르기까지, 폴 모리아는 날카롭게 벼려진 하프시코드의 명징한 탄현과 맑고 청량하게 부서지는 현악 앙상블, 그리고 경쾌한 브라스와 드럼 비트를 직조해 독보적인 ‘이지 리스닝(Easy Listening)’의 왕국을 건설했습니다. 앨범 전편에 흐르는 음악들은 멜로디의 직관성을 최우선으로 두면서도, 정교한 대위법적 편곡과 다채로운 음색의 대비를 통해 가벼운 배경음악에 머물지 않는 심미적 완성도를 획득합니다. 대중음악을 고전적 격조의 반열로 끌어올린 그의 장인정신은 이 앤솔러지를 통해 완벽한 설득력을 갖춥니다.</w:t>
+      </w:r>
+    </w:p>
+    <w:p>
+      <w:pPr>
+        <w:spacing w:line="324" w:lineRule="auto" w:after="120"/>
+      </w:pPr>
+      <w:r>
+        <w:rPr w:rFonts="맑은 고딕">
+          <w:rFonts w:ascii="맑은 고딕" w:hAnsi="맑은 고딕" w:eastAsia="맑은 고딕"/>
+          <w:b w:val="0"/>
+          <w:sz w:val="21"/>
+        </w:rPr>
+        <w:t>특히 이 음반은 한국을 비롯한 동아시아 대중문화사에서도 각별한 향수를 불러일으킵니다. 1970~80년대 라디오의 시그널 음악과 심야 방송의 배경음악, 거리를 수놓던 음악다방과 카페의 스피커를 채웠던 멜로디의 원천이 바로 여기에 고스란히 담겨 있기 때문입니다. 폴 모리아의 선율은 급변하는 근대화의 물결 속에서 쉼표가 필요했던 청춘들에게 위안의 안식처였으며, 바다 너머 세련된 서구적 낭만을 꿈꾸게 했던 마법의 창이었습니다.</w:t>
+      </w:r>
+    </w:p>
+    <w:p>
+      <w:pPr>
+        <w:spacing w:line="324" w:lineRule="auto" w:after="120"/>
+      </w:pPr>
+      <w:r>
+        <w:rPr w:rFonts="맑은 고딕">
+          <w:rFonts w:ascii="맑은 고딕" w:hAnsi="맑은 고딕" w:eastAsia="맑은 고딕"/>
+          <w:b w:val="0"/>
+          <w:sz w:val="21"/>
+        </w:rPr>
+        <w:t>세월이 흘러 디지털 음원이 범람하는 오늘날에도 이 음반이 전해주는 감흥은 퇴색되지 않습니다. LP의 소리골을 타고 흐르는 유려한 오케스트레이션은 메마른 현대인의 정서에 따뜻한 온기와 격조 높은 낭만을 회복시켜 줍니다. [20 Year Golden Selection]은 한 시대를 풍미한 대가의 음악적 자부심이자, 시대를 초월하여 우리의 가슴을 적시는 불멸의 서정시입니다.</w:t>
       </w:r>
     </w:p>
     <w:p>
@@ -168,7 +200,7 @@
           <w:b w:val="0"/>
           <w:sz w:val="21"/>
         </w:rPr>
-        <w:t>폴 모리아가 자신의 그랜드 오케스트라를 결성하여 세계적인 명성을 구축해 온 찬란한 20주년을 기념하여 기획된 헌정적 성격의 컬렉션으로, 1980년대 중반 명문 필립스(Philips) 레이블을 통해 엄격한 오디오파일 감수를 거쳐 발매되었습니다.</w:t>
+        <w:t>폴 모리아 악단 결성 20주년을 기념하여 글로벌 메이저 레이블 필립스(Philips)의 오리지널 마스터 음원을 바탕으로 엄선·기획된 프리미엄 골든 베스트 앨범.</w:t>
       </w:r>
     </w:p>
     <w:p>
@@ -199,7 +231,7 @@
           <w:b w:val="0"/>
           <w:sz w:val="21"/>
         </w:rPr>
-        <w:t>발매와 동시에 팝 인스트루멘털 부문 정상을 차지하며 아시아와 유럽 전역에서 경이로운 스테디셀러를 기록하였고, 라디오 시그널과 방송 배경음악을 지배하며 대중적으로 천문학적인 사랑을 받았습니다.</w:t>
+        <w:t>발매 당시 전 세계 이지 리스닝 차트를 석권하였으며, 한국과 일본 등 아시아 시장에서 막대한 판매고를 기록하며 오랜 세월 스테디셀러로 군림한 밀리언셀러급 베스트 음반.</w:t>
       </w:r>
     </w:p>
     <w:p>
@@ -230,7 +262,7 @@
           <w:b w:val="0"/>
           <w:sz w:val="21"/>
         </w:rPr>
-        <w:t>프랑스 음반 아카데미 대상(Grand Prix du Disque) 수상 및 수많은 골드·플래티넘 디스크 기록을 보유한 거장의 위상이 집약되어 있으며, 빌보드 싱글 차트 정상을 정복했던 프랑스 최초의 아티스트라는 음악사적 권위가 빛나는 앨범입니다.</w:t>
+        <w:t>프랑스 레코드 아카데미 대상(Grand Prix du Disque) 수상 경력과 더불어 연주곡 최초 빌보드 핫 100 5주 연속 1위라는 대기록을 바탕으로 축적된 팝 오케스트라 사상 최고의 음악적 공인.</w:t>
       </w:r>
     </w:p>
     <w:p>
@@ -275,7 +307,7 @@
           <w:b w:val="0"/>
           <w:sz w:val="21"/>
         </w:rPr>
-        <w:t>프랑스</w:t>
+        <w:t>프랑스 (France)</w:t>
       </w:r>
     </w:p>
     <w:p>
@@ -306,7 +338,7 @@
           <w:b w:val="0"/>
           <w:sz w:val="21"/>
         </w:rPr>
-        <w:t>1925년 ~ 2006년</w:t>
+        <w:t>1925년 3월 4일 ~ 2006년 11월 3일</w:t>
       </w:r>
     </w:p>
     <w:p>
@@ -337,7 +369,7 @@
           <w:b w:val="0"/>
           <w:sz w:val="21"/>
         </w:rPr>
-        <w:t>폴 모리아 그랜드 오케스트라 (Paul Mauriat and His Orchestra / 지휘자, 작곡가, 편곡자)</w:t>
+        <w:t>폴 모리아 그랜드 오케스트라 (Le Grand Orchestre de Paul Mauriat) 지휘자 및 음악 감독</w:t>
       </w:r>
     </w:p>
     <w:p>
@@ -368,7 +400,7 @@
           <w:b w:val="0"/>
           <w:sz w:val="21"/>
         </w:rPr>
-        <w:t>클래식 음악의 엄격한 구조미와 대중음악의 유려한 대중성을 절묘하게 융합하여 20세기 '이지 리스닝(Easy Listening)'의 황금기를 개척한 위대한 마에스트로입니다. 특유의 투명하고 화려한 현악 편곡과 경쾌한 타악 비트를 결합하여 전 세계 청중에게 클래식의 품격과 팝의 친숙함을 동시에 선사했습니다.</w:t>
+        <w:t>폴 모리아는 정통 클래식 편곡 기법과 샹송의 낭만성, 현대적인 팝 비트를 결합하여 20세기 ‘무드 음악’과 ‘이지 리스닝’의 전성기를 이끈 프랑스 출신의 거장 지휘자입니다. 투명한 하프시코드와 유려한 현악 스트링이 조화를 이루는 특유의 ‘폴 모리아 사운드’를 확립하며 전 세계 수많은 음악 팬들에게 오케스트라의 대중적 아름다움을 각인시켰습니다.</w:t>
       </w:r>
     </w:p>
     <w:p>
@@ -413,7 +445,7 @@
           <w:b w:val="0"/>
           <w:sz w:val="21"/>
         </w:rPr>
-        <w:t>팝 오케스트레이션의 교과서이자 대중 관현악의 미학적 정점을 보여주는 기념비적 음반입니다. 원곡의 정수를 훼손하지 않으면서도 대규모 오케스트라의 웅장함과 입체감을 불어넣은 폴 모리아 사운드의 총체로서, 경음악이 감상의 독립적 예술 영역으로 확고히 자리 잡는 데 결정적인 역할을 수행했습니다.</w:t>
+        <w:t>팝 연주 음악이 단순한 반주(BGM)의 차원을 넘어 독자적인 예술 양식이자 글로벌 대중음악의 주류 장르로 확고히 정립되었음을 입증하는 역사적 기록물입니다.</w:t>
       </w:r>
     </w:p>
     <w:p>
@@ -444,7 +476,7 @@
           <w:b w:val="0"/>
           <w:sz w:val="21"/>
         </w:rPr>
-        <w:t>1970~80년대 음악다방의 스피커와 심야 라디오 주파수를 은은하게 적시던 당대 청춘들의 낭만과 온기가 고스란히 각인되어 있습니다. 산업화의 격변 속에서 마음의 안식처를 갈망하던 세대에게 폴 모리아의 유려한 선율은 가장 품격 높은 위로이자 세련된 문화적 향유였습니다.</w:t>
+        <w:t>1970~80년대 한국 라디오 방송의 황금기를 관통하며 청춘을 보낸 세대들에게는 학창 시절의 낭만과 아련한 추억을 소환하는 타임머신과도 같은 시대적 정취를 품고 있습니다.</w:t>
       </w:r>
     </w:p>
     <w:p>
@@ -489,7 +521,7 @@
           <w:b w:val="0"/>
           <w:sz w:val="21"/>
         </w:rPr>
-        <w:t>전 세계적인 신드롬을 일으키며 빌보드 1위를 차지했던 대표곡 'Love Is Blue(우울한 사랑)', 하프시코드의 비장미 넘치는 선율이 압도적인 'Toccata(눈물의 토카타)', 화려한 브라스와 리듬이 춤추듯 넘실대는 'El Bimbo(올리브의 목걸이)', 그리고 애수 어린 지중해의 서정을 그린 'Penelope(에게해의 진주)' 등 영원한 킬러 트랙들이 완벽한 기승전결로 수록되어 있습니다.</w:t>
+        <w:t>전 세계적인 신드롬을 일으킨 불멸의 명곡 'Love is Blue(우울한 사랑)'의 투명한 하프시코드 선율, 지중해의 눈부신 햇살을 연상시키는 'El Bimbo(올리브의 목걸이)'의 청량감, 그리고 가슴 저린 애수를 노래하는 'Penelope(에게해의 진주)' 등 친숙하면서도 서정미 넘치는 대표 레퍼토리들이 완벽한 기승전결로 배치되어 있습니다.</w:t>
       </w:r>
     </w:p>
     <w:p>
@@ -520,7 +552,7 @@
           <w:b w:val="0"/>
           <w:sz w:val="21"/>
         </w:rPr>
-        <w:t>찰랑거리는 쳄발로의 투명한 타건과 비단결처럼 부드러운 스트링의 질감은 아날로그 턴테이블 시스템에서 비로소 본연의 생명력을 얻습니다. 진공관 앰프를 통해 전해지는 현악기의 풍성한 잔향과 탄력적인 콘트라베이스의 울림은 디지털 음원이 결코 도달할 수 없는 깊고 따뜻한 음장감을 구현합니다.</w:t>
+        <w:t>진공관 앰프를 통해 턴테이블의 바늘이 안착하는 순간, 아날로그 LP 특유의 풍성한 중저음과 실키한 현악 앙상블의 결이 한층 입체적으로 피어납니다. 스피커의 좌우 스테이지를 넓게 열어두고 감상하면 오케스트라 단원들의 호흡과 공간 잔향의 온기가 더욱 선명하게 다가옵니다.</w:t>
       </w:r>
     </w:p>
     <w:p>
@@ -551,7 +583,7 @@
           <w:b w:val="0"/>
           <w:sz w:val="21"/>
         </w:rPr>
-        <w:t>폴 모리아 오케스트라의 20년 황금기를 단 한 장의 바이닐로 오롯이 소유할 수 있는 컬렉터스 아이템입니다. 아날로그 황금기 특유의 정교한 밸런스와 마스터링의 묘미가 살아 숨 쉬어, LP 애호가라면 서가에 필히 갖추어야 할 불후의 명반입니다.</w:t>
+        <w:t>폴 모리아 악단의 가장 빛나는 20년을 단 한 장으로 압축한 정수이자, 아날로그 오디오 시스템의 밸런스와 음장감을 점검하는 레퍼런스 음반으로서도 영구 소장 가치가 뛰어납니다.</w:t>
       </w:r>
     </w:p>
     <w:p>
@@ -565,7 +597,7 @@
           <w:color w:val="4338CA"/>
           <w:sz w:val="21"/>
         </w:rPr>
-        <w:t>이 음반을 통해 아날로그 바늘 끝에서 피어나는 프렌치 팝 오케스트라의 찬란한 낭만이 전해주는 감동을 다시 한번 경험해 보시는 것은 어떨까요?</w:t>
+        <w:t>이 음반을 통해 아날로그 바늘 끝에서 피어나는 눈부신 프랑스식 낭만과 세월을 이겨낸 불멸의 오케스트레이션이 전해주는 감동을 다시 한번 경험해 보시는 것은 어떨까요?</w:t>
       </w:r>
     </w:p>
     <w:sectPr>
